--- a/Lab21_Web/Bài1a_1b_Câu hỏi ôn tập 1.4.docx
+++ b/Lab21_Web/Bài1a_1b_Câu hỏi ôn tập 1.4.docx
@@ -6111,6 +6111,21 @@
       </w:r>
     </w:p>
     <w:p>
+      <w:r>
+        <w:t>A. Web browser</w:t>
+      </w:r>
+    </w:p>
+    <w:p>
+      <w:r>
+        <w:t>B. Text editor</w:t>
+      </w:r>
+    </w:p>
+    <w:p>
+      <w:r>
+        <w:t>C. Code editor, IDE</w:t>
+      </w:r>
+    </w:p>
+    <w:p>
       <w:pPr>
         <w:rPr>
           <w:color w:val="EE0000"/>
@@ -6120,21 +6135,6 @@
         <w:rPr>
           <w:color w:val="EE0000"/>
         </w:rPr>
-        <w:t>A. Web browser</w:t>
-      </w:r>
-    </w:p>
-    <w:p>
-      <w:r>
-        <w:t>B. Text editor</w:t>
-      </w:r>
-    </w:p>
-    <w:p>
-      <w:r>
-        <w:t>C. Code editor, IDE</w:t>
-      </w:r>
-    </w:p>
-    <w:p>
-      <w:r>
         <w:t>D. JavaScript Interpreter</w:t>
       </w:r>
     </w:p>
@@ -6971,6 +6971,7 @@
   <w:style w:type="character" w:default="1" w:styleId="DefaultParagraphFont">
     <w:name w:val="Default Paragraph Font"/>
     <w:uiPriority w:val="1"/>
+    <w:semiHidden/>
     <w:unhideWhenUsed/>
   </w:style>
   <w:style w:type="table" w:default="1" w:styleId="TableNormal">
